--- a/K9HZ_Antenna_Tuner/K9HZ_Antenna_Tuner_Assembly_Instructions/K9HZ_LPF_Daughter_Board_V2.0_Assembly_Instructions.docx
+++ b/K9HZ_Antenna_Tuner/K9HZ_Antenna_Tuner_Assembly_Instructions/K9HZ_LPF_Daughter_Board_V2.0_Assembly_Instructions.docx
@@ -754,6 +754,7 @@
                 <w:kern w:val="0"/>
                 <w:sz w:val="24"/>
                 <w:szCs w:val="24"/>
+                <w:lang w:val="pt-BR"/>
                 <w14:ligatures w14:val="none"/>
               </w:rPr>
             </w:pPr>
@@ -762,6 +763,7 @@
                 <w:kern w:val="0"/>
                 <w:sz w:val="24"/>
                 <w:szCs w:val="24"/>
+                <w:lang w:val="pt-BR"/>
                 <w14:ligatures w14:val="none"/>
               </w:rPr>
               <w:t>1N4148 DO-35 SOD27 SMD Diode</w:t>
@@ -1459,7 +1461,25 @@
           <w:szCs w:val="24"/>
           <w14:ligatures w14:val="none"/>
         </w:rPr>
-        <w:t xml:space="preserve">wiping the board with 90% IPA (Isopropyl “rubbing” alcohol that you can but at the drug store)… followed by </w:t>
+        <w:t>wiping the board with 90% IPA (Isopropyl “rubbing” alcohol that you can bu</w:t>
+      </w:r>
+      <w:r>
+        <w:rPr>
+          <w:kern w:val="0"/>
+          <w:sz w:val="24"/>
+          <w:szCs w:val="24"/>
+          <w14:ligatures w14:val="none"/>
+        </w:rPr>
+        <w:t>y</w:t>
+      </w:r>
+      <w:r>
+        <w:rPr>
+          <w:kern w:val="0"/>
+          <w:sz w:val="24"/>
+          <w:szCs w:val="24"/>
+          <w14:ligatures w14:val="none"/>
+        </w:rPr>
+        <w:t xml:space="preserve"> at the drug store)… followed by </w:t>
       </w:r>
       <w:r>
         <w:rPr>
@@ -1521,6 +1541,7 @@
       </w:pPr>
       <w:r>
         <w:rPr>
+          <w:noProof/>
           <w:kern w:val="0"/>
           <w:sz w:val="24"/>
           <w:szCs w:val="24"/>
@@ -1528,7 +1549,7 @@
         </w:rPr>
         <w:lastRenderedPageBreak/>
         <w:drawing>
-          <wp:inline distT="0" distB="0" distL="0" distR="0" wp14:anchorId="09C815C9" wp14:editId="5B9EF5A8">
+          <wp:inline distT="0" distB="0" distL="0" distR="0" wp14:anchorId="09C815C9" wp14:editId="786CA7B7">
             <wp:extent cx="2952750" cy="1262805"/>
             <wp:effectExtent l="0" t="0" r="0" b="0"/>
             <wp:docPr id="1112723947" name="Picture 1"/>
@@ -1853,10 +1874,25 @@
           <w:szCs w:val="24"/>
           <w14:ligatures w14:val="none"/>
         </w:rPr>
-        <w:t>Using the board is as easy as plugging into the LPF control board and connecting J1 and J2 to the automatic tuner RF board.  If you are not using the K9HZ automatic tuner (or any tuner for that matter), place a</w:t>
-      </w:r>
-      <w:r>
-        <w:rPr>
+        <w:t xml:space="preserve">Using the board is as easy as plugging into the LPF control board and connecting J1 and J2 to the automatic tuner RF board.  </w:t>
+      </w:r>
+      <w:r>
+        <w:rPr>
+          <w:b/>
+          <w:bCs/>
+          <w:color w:val="EE0000"/>
+          <w:kern w:val="0"/>
+          <w:sz w:val="24"/>
+          <w:szCs w:val="24"/>
+          <w14:ligatures w14:val="none"/>
+        </w:rPr>
+        <w:t>If you are not using the K9HZ automatic tuner (or any tuner for that matter), place a</w:t>
+      </w:r>
+      <w:r>
+        <w:rPr>
+          <w:b/>
+          <w:bCs/>
+          <w:color w:val="EE0000"/>
           <w:kern w:val="0"/>
           <w:sz w:val="24"/>
           <w:szCs w:val="24"/>
@@ -1866,6 +1902,9 @@
       </w:r>
       <w:r>
         <w:rPr>
+          <w:b/>
+          <w:bCs/>
+          <w:color w:val="EE0000"/>
           <w:kern w:val="0"/>
           <w:sz w:val="24"/>
           <w:szCs w:val="24"/>
@@ -1875,6 +1914,9 @@
       </w:r>
       <w:r>
         <w:rPr>
+          <w:b/>
+          <w:bCs/>
+          <w:color w:val="EE0000"/>
           <w:kern w:val="0"/>
           <w:sz w:val="24"/>
           <w:szCs w:val="24"/>
@@ -1884,6 +1926,9 @@
       </w:r>
       <w:r>
         <w:rPr>
+          <w:b/>
+          <w:bCs/>
+          <w:color w:val="EE0000"/>
           <w:kern w:val="0"/>
           <w:sz w:val="24"/>
           <w:szCs w:val="24"/>
@@ -1893,15 +1938,9 @@
       </w:r>
       <w:r>
         <w:rPr>
-          <w:kern w:val="0"/>
-          <w:sz w:val="24"/>
-          <w:szCs w:val="24"/>
-          <w14:ligatures w14:val="none"/>
-        </w:rPr>
-        <w:t>. Note that you can also leave the SMA connectors off the board and solder a piece of coax between the spaces where J1 and J2 would otherwise reside</w:t>
-      </w:r>
-      <w:r>
-        <w:rPr>
+          <w:b/>
+          <w:bCs/>
+          <w:color w:val="EE0000"/>
           <w:kern w:val="0"/>
           <w:sz w:val="24"/>
           <w:szCs w:val="24"/>
@@ -1916,7 +1955,16 @@
           <w:szCs w:val="24"/>
           <w14:ligatures w14:val="none"/>
         </w:rPr>
-        <w:t xml:space="preserve">  This completes the </w:t>
+        <w:t xml:space="preserve"> </w:t>
+      </w:r>
+      <w:r>
+        <w:rPr>
+          <w:kern w:val="0"/>
+          <w:sz w:val="24"/>
+          <w:szCs w:val="24"/>
+          <w14:ligatures w14:val="none"/>
+        </w:rPr>
+        <w:t xml:space="preserve">This completes the </w:t>
       </w:r>
       <w:r>
         <w:rPr>
@@ -2439,6 +2487,7 @@
   <w:style w:type="character" w:default="1" w:styleId="DefaultParagraphFont">
     <w:name w:val="Default Paragraph Font"/>
     <w:uiPriority w:val="1"/>
+    <w:semiHidden/>
     <w:unhideWhenUsed/>
   </w:style>
   <w:style w:type="table" w:default="1" w:styleId="TableNormal">
